--- a/public/files/nda/nda.docx
+++ b/public/files/nda/nda.docx
@@ -4,7 +4,7 @@
   <w:body>
     <w:p>
       <w:pPr>
-        <w:spacing w:after="63" w:before="0" w:line="312" w:lineRule="auto"/>
+        <w:spacing w:after="64" w:before="0" w:line="312" w:lineRule="auto"/>
         <w:jc w:val="center"/>
       </w:pPr>
       <w:r>
@@ -19,7 +19,7 @@
     </w:p>
     <w:p>
       <w:pPr>
-        <w:spacing w:after="157" w:before="0" w:line="312" w:lineRule="auto"/>
+        <w:spacing w:after="160" w:before="0" w:line="312" w:lineRule="auto"/>
         <w:jc w:val="left"/>
         <w:pBdr>
           <w:bottom w:val="single" w:sz="14" w:space="2" w:color="24384F"/>
@@ -35,7 +35,7 @@
     </w:p>
     <w:p>
       <w:pPr>
-        <w:spacing w:after="126" w:before="0" w:line="312" w:lineRule="auto"/>
+        <w:spacing w:after="128" w:before="0" w:line="312" w:lineRule="auto"/>
         <w:jc w:val="center"/>
       </w:pPr>
       <w:r>
@@ -49,7 +49,7 @@
     </w:p>
     <w:p>
       <w:pPr>
-        <w:spacing w:after="63" w:before="126" w:line="312" w:lineRule="auto"/>
+        <w:spacing w:after="64" w:before="128" w:line="312" w:lineRule="auto"/>
         <w:jc w:val="left"/>
         <w:pBdr>
           <w:bottom w:val="single" w:sz="6" w:space="2" w:color="C9D2DD"/>
@@ -91,7 +91,7 @@
       </w:tblGrid>
       <w:tr>
         <w:trPr>
-          <w:trHeight w:val="712" w:hRule="atLeast"/>
+          <w:trHeight w:val="725" w:hRule="atLeast"/>
         </w:trPr>
         <w:tc>
           <w:tcPr>
@@ -231,7 +231,7 @@
       </w:tr>
       <w:tr>
         <w:trPr>
-          <w:trHeight w:val="712" w:hRule="atLeast"/>
+          <w:trHeight w:val="725" w:hRule="atLeast"/>
         </w:trPr>
         <w:tc>
           <w:tcPr>
@@ -368,7 +368,7 @@
       </w:tr>
       <w:tr>
         <w:trPr>
-          <w:trHeight w:val="712" w:hRule="atLeast"/>
+          <w:trHeight w:val="725" w:hRule="atLeast"/>
         </w:trPr>
         <w:tc>
           <w:tcPr>
@@ -508,7 +508,7 @@
       </w:tr>
       <w:tr>
         <w:trPr>
-          <w:trHeight w:val="712" w:hRule="atLeast"/>
+          <w:trHeight w:val="725" w:hRule="atLeast"/>
         </w:trPr>
         <w:tc>
           <w:tcPr>
@@ -646,7 +646,7 @@
     </w:tbl>
     <w:p>
       <w:pPr>
-        <w:spacing w:after="63" w:before="0" w:line="312" w:lineRule="auto"/>
+        <w:spacing w:after="64" w:before="0" w:line="312" w:lineRule="auto"/>
         <w:jc w:val="left"/>
       </w:pPr>
       <w:r>
@@ -659,7 +659,7 @@
     </w:p>
     <w:p>
       <w:pPr>
-        <w:spacing w:after="63" w:before="126" w:line="312" w:lineRule="auto"/>
+        <w:spacing w:after="64" w:before="128" w:line="312" w:lineRule="auto"/>
         <w:jc w:val="left"/>
         <w:pBdr>
           <w:bottom w:val="single" w:sz="6" w:space="2" w:color="C9D2DD"/>
@@ -700,7 +700,7 @@
       </w:tblGrid>
       <w:tr>
         <w:trPr>
-          <w:trHeight w:val="712" w:hRule="atLeast"/>
+          <w:trHeight w:val="725" w:hRule="atLeast"/>
         </w:trPr>
         <w:tc>
           <w:tcPr>
@@ -816,7 +816,7 @@
     </w:tbl>
     <w:p>
       <w:pPr>
-        <w:spacing w:after="63" w:before="0" w:line="312" w:lineRule="auto"/>
+        <w:spacing w:after="64" w:before="0" w:line="312" w:lineRule="auto"/>
         <w:jc w:val="left"/>
       </w:pPr>
       <w:r>
@@ -829,7 +829,7 @@
     </w:p>
     <w:p>
       <w:pPr>
-        <w:spacing w:after="63" w:before="157" w:line="312" w:lineRule="auto"/>
+        <w:spacing w:after="64" w:before="160" w:line="312" w:lineRule="auto"/>
         <w:jc w:val="left"/>
       </w:pPr>
       <w:r>
@@ -843,7 +843,7 @@
     </w:p>
     <w:p>
       <w:pPr>
-        <w:spacing w:after="63" w:before="0" w:line="312" w:lineRule="auto"/>
+        <w:spacing w:after="64" w:before="0" w:line="312" w:lineRule="auto"/>
         <w:ind w:left="170"/>
         <w:jc w:val="both"/>
       </w:pPr>
@@ -858,7 +858,7 @@
     </w:p>
     <w:p>
       <w:pPr>
-        <w:spacing w:after="63" w:before="157" w:line="312" w:lineRule="auto"/>
+        <w:spacing w:after="64" w:before="160" w:line="312" w:lineRule="auto"/>
         <w:jc w:val="left"/>
       </w:pPr>
       <w:r>
@@ -872,7 +872,7 @@
     </w:p>
     <w:p>
       <w:pPr>
-        <w:spacing w:after="63" w:before="0" w:line="312" w:lineRule="auto"/>
+        <w:spacing w:after="64" w:before="0" w:line="312" w:lineRule="auto"/>
         <w:ind w:left="170"/>
         <w:jc w:val="both"/>
       </w:pPr>
@@ -887,7 +887,7 @@
     </w:p>
     <w:p>
       <w:pPr>
-        <w:spacing w:after="63" w:before="0" w:line="312" w:lineRule="auto"/>
+        <w:spacing w:after="64" w:before="0" w:line="312" w:lineRule="auto"/>
         <w:ind w:left="170"/>
         <w:jc w:val="both"/>
       </w:pPr>
@@ -902,7 +902,7 @@
     </w:p>
     <w:p>
       <w:pPr>
-        <w:spacing w:after="63" w:before="0" w:line="312" w:lineRule="auto"/>
+        <w:spacing w:after="64" w:before="0" w:line="312" w:lineRule="auto"/>
         <w:ind w:left="170"/>
         <w:jc w:val="both"/>
       </w:pPr>
@@ -917,7 +917,7 @@
     </w:p>
     <w:p>
       <w:pPr>
-        <w:spacing w:after="63" w:before="0" w:line="312" w:lineRule="auto"/>
+        <w:spacing w:after="64" w:before="0" w:line="312" w:lineRule="auto"/>
         <w:ind w:left="170"/>
         <w:jc w:val="both"/>
       </w:pPr>
@@ -932,7 +932,7 @@
     </w:p>
     <w:p>
       <w:pPr>
-        <w:spacing w:after="63" w:before="157" w:line="312" w:lineRule="auto"/>
+        <w:spacing w:after="64" w:before="160" w:line="312" w:lineRule="auto"/>
         <w:jc w:val="left"/>
       </w:pPr>
       <w:r>
@@ -946,7 +946,7 @@
     </w:p>
     <w:p>
       <w:pPr>
-        <w:spacing w:after="63" w:before="0" w:line="312" w:lineRule="auto"/>
+        <w:spacing w:after="64" w:before="0" w:line="312" w:lineRule="auto"/>
         <w:ind w:left="170"/>
         <w:jc w:val="both"/>
       </w:pPr>
@@ -961,7 +961,7 @@
     </w:p>
     <w:p>
       <w:pPr>
-        <w:spacing w:after="63" w:before="0" w:line="312" w:lineRule="auto"/>
+        <w:spacing w:after="64" w:before="0" w:line="312" w:lineRule="auto"/>
         <w:ind w:left="170"/>
         <w:jc w:val="both"/>
       </w:pPr>
@@ -976,7 +976,7 @@
     </w:p>
     <w:p>
       <w:pPr>
-        <w:spacing w:after="63" w:before="0" w:line="312" w:lineRule="auto"/>
+        <w:spacing w:after="64" w:before="0" w:line="312" w:lineRule="auto"/>
         <w:ind w:left="170"/>
         <w:jc w:val="both"/>
       </w:pPr>
@@ -991,7 +991,7 @@
     </w:p>
     <w:p>
       <w:pPr>
-        <w:spacing w:after="63" w:before="157" w:line="312" w:lineRule="auto"/>
+        <w:spacing w:after="64" w:before="160" w:line="312" w:lineRule="auto"/>
         <w:jc w:val="left"/>
       </w:pPr>
       <w:r>
@@ -1005,7 +1005,7 @@
     </w:p>
     <w:p>
       <w:pPr>
-        <w:spacing w:after="63" w:before="0" w:line="312" w:lineRule="auto"/>
+        <w:spacing w:after="64" w:before="0" w:line="312" w:lineRule="auto"/>
         <w:ind w:left="170"/>
         <w:jc w:val="both"/>
       </w:pPr>
@@ -1020,7 +1020,7 @@
     </w:p>
     <w:p>
       <w:pPr>
-        <w:spacing w:after="63" w:before="0" w:line="312" w:lineRule="auto"/>
+        <w:spacing w:after="64" w:before="0" w:line="312" w:lineRule="auto"/>
         <w:ind w:left="170"/>
         <w:jc w:val="both"/>
       </w:pPr>
@@ -1035,7 +1035,7 @@
     </w:p>
     <w:p>
       <w:pPr>
-        <w:spacing w:after="63" w:before="0" w:line="312" w:lineRule="auto"/>
+        <w:spacing w:after="64" w:before="0" w:line="312" w:lineRule="auto"/>
         <w:ind w:left="170"/>
         <w:jc w:val="both"/>
       </w:pPr>
@@ -1050,7 +1050,7 @@
     </w:p>
     <w:p>
       <w:pPr>
-        <w:spacing w:after="63" w:before="0" w:line="312" w:lineRule="auto"/>
+        <w:spacing w:after="64" w:before="0" w:line="312" w:lineRule="auto"/>
         <w:ind w:left="170"/>
         <w:jc w:val="both"/>
       </w:pPr>
@@ -1065,7 +1065,7 @@
     </w:p>
     <w:p>
       <w:pPr>
-        <w:spacing w:after="63" w:before="0" w:line="312" w:lineRule="auto"/>
+        <w:spacing w:after="64" w:before="0" w:line="312" w:lineRule="auto"/>
         <w:ind w:left="170"/>
         <w:jc w:val="both"/>
       </w:pPr>
@@ -1080,7 +1080,7 @@
     </w:p>
     <w:p>
       <w:pPr>
-        <w:spacing w:after="63" w:before="157" w:line="312" w:lineRule="auto"/>
+        <w:spacing w:after="64" w:before="160" w:line="312" w:lineRule="auto"/>
         <w:jc w:val="left"/>
       </w:pPr>
       <w:r>
@@ -1094,7 +1094,7 @@
     </w:p>
     <w:p>
       <w:pPr>
-        <w:spacing w:after="63" w:before="0" w:line="312" w:lineRule="auto"/>
+        <w:spacing w:after="64" w:before="0" w:line="312" w:lineRule="auto"/>
         <w:ind w:left="170"/>
         <w:jc w:val="both"/>
       </w:pPr>
@@ -1109,7 +1109,7 @@
     </w:p>
     <w:p>
       <w:pPr>
-        <w:spacing w:after="63" w:before="0" w:line="312" w:lineRule="auto"/>
+        <w:spacing w:after="64" w:before="0" w:line="312" w:lineRule="auto"/>
         <w:ind w:left="170"/>
         <w:jc w:val="both"/>
       </w:pPr>
@@ -1124,7 +1124,7 @@
     </w:p>
     <w:p>
       <w:pPr>
-        <w:spacing w:after="63" w:before="157" w:line="312" w:lineRule="auto"/>
+        <w:spacing w:after="64" w:before="160" w:line="312" w:lineRule="auto"/>
         <w:jc w:val="left"/>
       </w:pPr>
       <w:r>
@@ -1138,7 +1138,7 @@
     </w:p>
     <w:p>
       <w:pPr>
-        <w:spacing w:after="63" w:before="0" w:line="312" w:lineRule="auto"/>
+        <w:spacing w:after="64" w:before="0" w:line="312" w:lineRule="auto"/>
         <w:ind w:left="170"/>
         <w:jc w:val="both"/>
       </w:pPr>
@@ -1153,7 +1153,7 @@
     </w:p>
     <w:p>
       <w:pPr>
-        <w:spacing w:after="63" w:before="0" w:line="312" w:lineRule="auto"/>
+        <w:spacing w:after="64" w:before="0" w:line="312" w:lineRule="auto"/>
         <w:ind w:left="170"/>
         <w:jc w:val="both"/>
       </w:pPr>
@@ -1168,7 +1168,7 @@
     </w:p>
     <w:p>
       <w:pPr>
-        <w:spacing w:after="63" w:before="157" w:line="312" w:lineRule="auto"/>
+        <w:spacing w:after="64" w:before="160" w:line="312" w:lineRule="auto"/>
         <w:jc w:val="left"/>
       </w:pPr>
       <w:r>
@@ -1182,7 +1182,7 @@
     </w:p>
     <w:p>
       <w:pPr>
-        <w:spacing w:after="63" w:before="0" w:line="312" w:lineRule="auto"/>
+        <w:spacing w:after="64" w:before="0" w:line="312" w:lineRule="auto"/>
         <w:ind w:left="170"/>
         <w:jc w:val="both"/>
       </w:pPr>
@@ -1197,7 +1197,7 @@
     </w:p>
     <w:p>
       <w:pPr>
-        <w:spacing w:after="63" w:before="0" w:line="312" w:lineRule="auto"/>
+        <w:spacing w:after="64" w:before="0" w:line="312" w:lineRule="auto"/>
         <w:ind w:left="170"/>
         <w:jc w:val="both"/>
       </w:pPr>
@@ -1212,7 +1212,7 @@
     </w:p>
     <w:p>
       <w:pPr>
-        <w:spacing w:after="63" w:before="157" w:line="312" w:lineRule="auto"/>
+        <w:spacing w:after="64" w:before="160" w:line="312" w:lineRule="auto"/>
         <w:jc w:val="left"/>
       </w:pPr>
       <w:r>
@@ -1226,7 +1226,7 @@
     </w:p>
     <w:p>
       <w:pPr>
-        <w:spacing w:after="63" w:before="0" w:line="312" w:lineRule="auto"/>
+        <w:spacing w:after="64" w:before="0" w:line="312" w:lineRule="auto"/>
         <w:ind w:left="170"/>
         <w:jc w:val="both"/>
       </w:pPr>
@@ -1241,7 +1241,7 @@
     </w:p>
     <w:p>
       <w:pPr>
-        <w:spacing w:after="63" w:before="0" w:line="312" w:lineRule="auto"/>
+        <w:spacing w:after="64" w:before="0" w:line="312" w:lineRule="auto"/>
         <w:ind w:left="170"/>
         <w:jc w:val="both"/>
       </w:pPr>
@@ -1256,7 +1256,7 @@
     </w:p>
     <w:p>
       <w:pPr>
-        <w:spacing w:after="63" w:before="0" w:line="312" w:lineRule="auto"/>
+        <w:spacing w:after="64" w:before="0" w:line="312" w:lineRule="auto"/>
         <w:ind w:left="170"/>
         <w:jc w:val="both"/>
       </w:pPr>
@@ -1271,7 +1271,7 @@
     </w:p>
     <w:p>
       <w:pPr>
-        <w:spacing w:after="63" w:before="157" w:line="312" w:lineRule="auto"/>
+        <w:spacing w:after="64" w:before="160" w:line="312" w:lineRule="auto"/>
         <w:jc w:val="left"/>
       </w:pPr>
       <w:r>
@@ -1285,7 +1285,7 @@
     </w:p>
     <w:p>
       <w:pPr>
-        <w:spacing w:after="63" w:before="0" w:line="312" w:lineRule="auto"/>
+        <w:spacing w:after="64" w:before="0" w:line="312" w:lineRule="auto"/>
         <w:ind w:left="170"/>
         <w:jc w:val="both"/>
       </w:pPr>
@@ -1300,7 +1300,7 @@
     </w:p>
     <w:p>
       <w:pPr>
-        <w:spacing w:after="251" w:before="0" w:line="312" w:lineRule="auto"/>
+        <w:spacing w:after="256" w:before="0" w:line="312" w:lineRule="auto"/>
         <w:jc w:val="left"/>
       </w:pPr>
       <w:r>
@@ -1313,7 +1313,7 @@
     </w:p>
     <w:p>
       <w:pPr>
-        <w:spacing w:after="126" w:before="126" w:line="312" w:lineRule="auto"/>
+        <w:spacing w:after="128" w:before="128" w:line="312" w:lineRule="auto"/>
         <w:jc w:val="center"/>
       </w:pPr>
       <w:r>
@@ -1327,7 +1327,7 @@
     </w:p>
     <w:p>
       <w:pPr>
-        <w:spacing w:after="126" w:before="0" w:line="312" w:lineRule="auto"/>
+        <w:spacing w:after="128" w:before="0" w:line="312" w:lineRule="auto"/>
         <w:jc w:val="right"/>
       </w:pPr>
       <w:r>
@@ -1341,7 +1341,7 @@
     </w:p>
     <w:p>
       <w:pPr>
-        <w:spacing w:after="126" w:before="0" w:line="312" w:lineRule="auto"/>
+        <w:spacing w:after="128" w:before="0" w:line="312" w:lineRule="auto"/>
         <w:jc w:val="right"/>
       </w:pPr>
       <w:r>
@@ -1355,7 +1355,7 @@
     </w:p>
     <w:p>
       <w:pPr>
-        <w:spacing w:after="0" w:before="94" w:line="312" w:lineRule="auto"/>
+        <w:spacing w:after="0" w:before="96" w:line="312" w:lineRule="auto"/>
         <w:jc w:val="left"/>
       </w:pPr>
       <w:r>
